--- a/WRITING AND MUSIC/WRITING/ENGLISH/POETRY/a taste of a throbing heart.docx
+++ b/WRITING AND MUSIC/WRITING/ENGLISH/POETRY/a taste of a throbing heart.docx
@@ -2,6 +2,21 @@
 <file path=word/document.xml><?xml version="1.0" encoding="utf-8"?>
 <w:document xmlns:w="http://schemas.openxmlformats.org/wordprocessingml/2006/main">
   <w:body>
+    <w:p>
+      <w:pPr>
+        <w:spacing w:before="0" w:after="0" w:line="240"/>
+        <w:ind w:right="0" w:left="0" w:firstLine="0"/>
+        <w:jc w:val="center"/>
+        <w:rPr>
+          <w:rFonts w:ascii="Aptos Display" w:hAnsi="Aptos Display" w:cs="Aptos Display" w:eastAsia="Aptos Display"/>
+          <w:color w:val="auto"/>
+          <w:spacing w:val="0"/>
+          <w:position w:val="0"/>
+          <w:sz w:val="56"/>
+          <w:shd w:fill="auto" w:val="clear"/>
+        </w:rPr>
+      </w:pPr>
+    </w:p>
     <w:p>
       <w:pPr>
         <w:spacing w:before="0" w:after="0" w:line="240"/>
